--- a/submission/CMP7200_Appendices.docx
+++ b/submission/CMP7200_Appendices.docx
@@ -12940,7 +12940,7 @@
               <w:rPr>
                 <w:sz w:val="19"/>
               </w:rPr>
-              <w:t>147</w:t>
+              <w:t>148</w:t>
             </w:r>
           </w:p>
         </w:tc>
